--- a/templates/openagreements-cc-by-4.0/openagreements-founder-ip-confidentiality-confirmation/template.fill.docx
+++ b/templates/openagreements-cc-by-4.0/openagreements-founder-ip-confidentiality-confirmation/template.fill.docx
@@ -43,33 +43,6 @@
       </w:r>
       <w:r>
         <w:t xml:space="preserve"> (the "Separation Date").</w:t>
-      </w:r>
-    </w:p>
-    <w:p>
-      <w:pPr>
-        <w:pStyle w:val="OABody"/>
-      </w:pPr>
-      <w:r>
-        <w:rPr>
-          <w:i/>
-          <w:iCs/>
-        </w:rPr>
-        <w:t xml:space="preserve">Note: This Confirmation is confirmatory only. The Founder's existing </w:t>
-      </w:r>
-      <w:r>
-        <w:rPr>
-          <w:i/>
-          <w:iCs/>
-          <w:highlight w:val="yellow"/>
-        </w:rPr>
-        <w:t xml:space="preserve">{ciiaa_reference}</w:t>
-      </w:r>
-      <w:r>
-        <w:rPr>
-          <w:i/>
-          <w:iCs/>
-        </w:rPr>
-        <w:t xml:space="preserve"> (the "CIIAA") ordinarily already survives the end of service by its own terms; this Confirmation simply memorializes that continuing effect and the return of Company property. It does NOT create any new post-separation restrictive covenant — including any non-compete, expanded non-solicitation, or broader confidentiality obligation — and it does not address the enforceability of any restrictive covenant, which is a separate matter of state employment law. Any genuinely new post-separation restraint should be prepared and reviewed by licensed counsel.</w:t>
       </w:r>
     </w:p>
     <w:p>
@@ -410,14 +383,7 @@
         <w:spacing w:before="0" w:after="120" w:line="340" w:lineRule="auto"/>
       </w:pPr>
       <w:r>
-        <w:rPr>
-          <w:b/>
-          <w:bCs/>
-        </w:rPr>
-        <w:t xml:space="preserve">This Confirmation is confirmatory only.</w:t>
-      </w:r>
-      <w:r>
-        <w:t xml:space="preserve"> It creates no new obligation, restraint, or covenant of any kind. In particular, and for the avoidance of doubt, nothing in this Confirmation imposes on the Founder any non-competition, non-solicitation, or confidentiality obligation that does not already exist under the CIIAA or applicable law, and this Confirmation does not address or affect the enforceability of any restrictive covenant under applicable state law. Any genuinely new post-separation restraint must be documented separately and reviewed by licensed counsel.</w:t>
+        <w:t xml:space="preserve">This Confirmation creates no new obligation, restraint, or covenant of any kind. Nothing in this Confirmation imposes on the Founder any non-competition, non-solicitation, or confidentiality obligation beyond the obligations already existing under the CIIAA.</w:t>
       </w:r>
     </w:p>
     <w:p>

--- a/templates/openagreements-cc-by-4.0/openagreements-founder-ip-confidentiality-confirmation/template.fill.docx
+++ b/templates/openagreements-cc-by-4.0/openagreements-founder-ip-confidentiality-confirmation/template.fill.docx
@@ -1445,169 +1445,79 @@
 
 <file path=word/header1.xml><?xml version="1.0" encoding="utf-8"?>
 <w:hdr xmlns:w="http://schemas.openxmlformats.org/wordprocessingml/2006/main" xmlns:r="http://schemas.openxmlformats.org/officeDocument/2006/relationships">
-  <w:tbl>
-    <w:tblPr>
-      <w:tblW w:w="10080" w:type="dxa"/>
-      <w:tblBorders>
-        <w:top w:val="none" w:sz="0" w:space="0" w:color="auto"/>
-        <w:left w:val="none" w:sz="0" w:space="0" w:color="auto"/>
+  <w:p>
+    <w:pPr>
+      <w:pBdr>
         <w:bottom w:val="single" w:sz="8" w:space="0" w:color="107087"/>
-        <w:right w:val="none" w:sz="0" w:space="0" w:color="auto"/>
-        <w:insideH w:val="none" w:sz="0" w:space="0" w:color="auto"/>
-        <w:insideV w:val="none" w:sz="0" w:space="0" w:color="auto"/>
-      </w:tblBorders>
-      <w:tblLayout w:type="fixed"/>
-    </w:tblPr>
-    <w:tblGrid>
-      <w:gridCol w:w="10080"/>
-    </w:tblGrid>
-    <w:tr>
-      <w:tc>
-        <w:tcPr>
-          <w:tcW w:w="10080" w:type="dxa"/>
-          <w:tcBorders>
-            <w:bottom w:val="single" w:sz="8" w:space="0" w:color="107087"/>
-          </w:tcBorders>
-          <w:tcMar>
-            <w:top w:w="0" w:type="dxa"/>
-            <w:left w:w="0" w:type="dxa"/>
-            <w:bottom w:w="40" w:type="dxa"/>
-            <w:right w:w="0" w:type="dxa"/>
-          </w:tcMar>
-        </w:tcPr>
-        <w:p>
-          <w:pPr>
-            <w:spacing w:after="0"/>
-            <w:jc w:val="right"/>
-          </w:pPr>
-          <w:r>
-            <w:rPr>
-              <w:rFonts w:ascii="Arial" w:hAnsi="Arial" w:cs="Arial"/>
-              <w:b/>
-              <w:bCs/>
-              <w:caps/>
-              <w:color w:val="107087"/>
-              <w:sz w:val="18"/>
-              <w:szCs w:val="18"/>
-            </w:rPr>
-            <w:t xml:space="preserve">Key Terms</w:t>
-          </w:r>
-        </w:p>
-      </w:tc>
-    </w:tr>
-  </w:tbl>
+      </w:pBdr>
+      <w:spacing w:after="0"/>
+      <w:jc w:val="right"/>
+    </w:pPr>
+    <w:r>
+      <w:rPr>
+        <w:rFonts w:ascii="Arial" w:hAnsi="Arial" w:cs="Arial"/>
+        <w:b/>
+        <w:bCs/>
+        <w:caps/>
+        <w:color w:val="107087"/>
+        <w:sz w:val="18"/>
+        <w:szCs w:val="18"/>
+      </w:rPr>
+      <w:t xml:space="preserve">Key Terms</w:t>
+    </w:r>
+  </w:p>
 </w:hdr>
 </file>
 
 <file path=word/header2.xml><?xml version="1.0" encoding="utf-8"?>
 <w:hdr xmlns:w="http://schemas.openxmlformats.org/wordprocessingml/2006/main" xmlns:r="http://schemas.openxmlformats.org/officeDocument/2006/relationships">
-  <w:tbl>
-    <w:tblPr>
-      <w:tblW w:w="10080" w:type="dxa"/>
-      <w:tblBorders>
-        <w:top w:val="none" w:sz="0" w:space="0" w:color="auto"/>
-        <w:left w:val="none" w:sz="0" w:space="0" w:color="auto"/>
+  <w:p>
+    <w:pPr>
+      <w:pBdr>
         <w:bottom w:val="single" w:sz="8" w:space="0" w:color="107087"/>
-        <w:right w:val="none" w:sz="0" w:space="0" w:color="auto"/>
-        <w:insideH w:val="none" w:sz="0" w:space="0" w:color="auto"/>
-        <w:insideV w:val="none" w:sz="0" w:space="0" w:color="auto"/>
-      </w:tblBorders>
-      <w:tblLayout w:type="fixed"/>
-    </w:tblPr>
-    <w:tblGrid>
-      <w:gridCol w:w="10080"/>
-    </w:tblGrid>
-    <w:tr>
-      <w:tc>
-        <w:tcPr>
-          <w:tcW w:w="10080" w:type="dxa"/>
-          <w:tcBorders>
-            <w:bottom w:val="single" w:sz="8" w:space="0" w:color="107087"/>
-          </w:tcBorders>
-          <w:tcMar>
-            <w:top w:w="0" w:type="dxa"/>
-            <w:left w:w="0" w:type="dxa"/>
-            <w:bottom w:w="40" w:type="dxa"/>
-            <w:right w:w="0" w:type="dxa"/>
-          </w:tcMar>
-        </w:tcPr>
-        <w:p>
-          <w:pPr>
-            <w:spacing w:after="0"/>
-            <w:jc w:val="right"/>
-          </w:pPr>
-          <w:r>
-            <w:rPr>
-              <w:rFonts w:ascii="Arial" w:hAnsi="Arial" w:cs="Arial"/>
-              <w:b/>
-              <w:bCs/>
-              <w:caps/>
-              <w:color w:val="107087"/>
-              <w:sz w:val="18"/>
-              <w:szCs w:val="18"/>
-            </w:rPr>
-            <w:t xml:space="preserve">Confirmations</w:t>
-          </w:r>
-        </w:p>
-      </w:tc>
-    </w:tr>
-  </w:tbl>
+      </w:pBdr>
+      <w:spacing w:after="0"/>
+      <w:jc w:val="right"/>
+    </w:pPr>
+    <w:r>
+      <w:rPr>
+        <w:rFonts w:ascii="Arial" w:hAnsi="Arial" w:cs="Arial"/>
+        <w:b/>
+        <w:bCs/>
+        <w:caps/>
+        <w:color w:val="107087"/>
+        <w:sz w:val="18"/>
+        <w:szCs w:val="18"/>
+      </w:rPr>
+      <w:t xml:space="preserve">Confirmations</w:t>
+    </w:r>
+  </w:p>
 </w:hdr>
 </file>
 
 <file path=word/header3.xml><?xml version="1.0" encoding="utf-8"?>
 <w:hdr xmlns:w="http://schemas.openxmlformats.org/wordprocessingml/2006/main" xmlns:r="http://schemas.openxmlformats.org/officeDocument/2006/relationships">
-  <w:tbl>
-    <w:tblPr>
-      <w:tblW w:w="10080" w:type="dxa"/>
-      <w:tblBorders>
-        <w:top w:val="none" w:sz="0" w:space="0" w:color="auto"/>
-        <w:left w:val="none" w:sz="0" w:space="0" w:color="auto"/>
+  <w:p>
+    <w:pPr>
+      <w:pBdr>
         <w:bottom w:val="single" w:sz="8" w:space="0" w:color="107087"/>
-        <w:right w:val="none" w:sz="0" w:space="0" w:color="auto"/>
-        <w:insideH w:val="none" w:sz="0" w:space="0" w:color="auto"/>
-        <w:insideV w:val="none" w:sz="0" w:space="0" w:color="auto"/>
-      </w:tblBorders>
-      <w:tblLayout w:type="fixed"/>
-    </w:tblPr>
-    <w:tblGrid>
-      <w:gridCol w:w="10080"/>
-    </w:tblGrid>
-    <w:tr>
-      <w:tc>
-        <w:tcPr>
-          <w:tcW w:w="10080" w:type="dxa"/>
-          <w:tcBorders>
-            <w:bottom w:val="single" w:sz="8" w:space="0" w:color="107087"/>
-          </w:tcBorders>
-          <w:tcMar>
-            <w:top w:w="0" w:type="dxa"/>
-            <w:left w:w="0" w:type="dxa"/>
-            <w:bottom w:w="40" w:type="dxa"/>
-            <w:right w:w="0" w:type="dxa"/>
-          </w:tcMar>
-        </w:tcPr>
-        <w:p>
-          <w:pPr>
-            <w:spacing w:after="0"/>
-            <w:jc w:val="right"/>
-          </w:pPr>
-          <w:r>
-            <w:rPr>
-              <w:rFonts w:ascii="Arial" w:hAnsi="Arial" w:cs="Arial"/>
-              <w:b/>
-              <w:bCs/>
-              <w:caps/>
-              <w:color w:val="107087"/>
-              <w:sz w:val="18"/>
-              <w:szCs w:val="18"/>
-            </w:rPr>
-            <w:t xml:space="preserve">Signature Page</w:t>
-          </w:r>
-        </w:p>
-      </w:tc>
-    </w:tr>
-  </w:tbl>
+      </w:pBdr>
+      <w:spacing w:after="0"/>
+      <w:jc w:val="right"/>
+    </w:pPr>
+    <w:r>
+      <w:rPr>
+        <w:rFonts w:ascii="Arial" w:hAnsi="Arial" w:cs="Arial"/>
+        <w:b/>
+        <w:bCs/>
+        <w:caps/>
+        <w:color w:val="107087"/>
+        <w:sz w:val="18"/>
+        <w:szCs w:val="18"/>
+      </w:rPr>
+      <w:t xml:space="preserve">Signature Page</w:t>
+    </w:r>
+  </w:p>
 </w:hdr>
 </file>
 
